--- a/docs/Vector-Web-Demo.docx
+++ b/docs/Vector-Web-Demo.docx
@@ -75,7 +75,7 @@
           <w:sz w:val="22"/>
           <w:szCs w:val="22"/>
         </w:rPr>
-        <w:t xml:space="preserve">https://ejajaka.github.io/vector/web/</w:t>
+        <w:t xml:space="preserve">https://ejajaka.github.io/vector/ui/web/</w:t>
       </w:r>
     </w:p>
     <w:p>
@@ -92,7 +92,7 @@
           <w:sz w:val="22"/>
           <w:szCs w:val="22"/>
         </w:rPr>
-        <w:t xml:space="preserve">It reuses the shared engine (src/) unchanged. The rule engine runs fully</w:t>
+        <w:t xml:space="preserve">It reuses the shared engine (engine/src/) unchanged. The rule engine runs fully</w:t>
       </w:r>
     </w:p>
     <w:p>
@@ -133,7 +133,7 @@
           <w:sz w:val="22"/>
           <w:szCs w:val="22"/>
         </w:rPr>
-        <w:t xml:space="preserve">Regenerate this folder from mobile/www with:</w:t>
+        <w:t xml:space="preserve">Regenerate this folder from ui/mobile-native/www with:</w:t>
       </w:r>
     </w:p>
     <w:p>
